--- a/fichas/lengua/soluciones_lengua_prestamos-tabu-eufemismos_6.docx
+++ b/fichas/lengua/soluciones_lengua_prestamos-tabu-eufemismos_6.docx
@@ -224,6 +224,255 @@
           <w:sz w:val="22"/>
         </w:rPr>
         <w:t>jersey (sin tilde) → jersey</w:t>
+      </w:r>
+    </w:p>
+    <w:p>
+      <w:pPr>
+        <w:spacing w:after="40"/>
+      </w:pPr>
+    </w:p>
+    <w:tbl>
+      <w:tblPr>
+        <w:tblW w:type="auto" w:w="0"/>
+        <w:jc w:val="left"/>
+        <w:tblLayout w:type="fixed"/>
+        <w:tblLook w:firstColumn="1" w:firstRow="1" w:lastColumn="0" w:lastRow="0" w:noHBand="0" w:noVBand="1" w:val="04A0"/>
+        <w:tblLayout w:type="fixed"/>
+        <w:tblW w:w="10034" w:type="dxa"/>
+        <w:tblInd w:w="0" w:type="dxa"/>
+      </w:tblPr>
+      <w:tblGrid>
+        <w:gridCol w:w="10092"/>
+      </w:tblGrid>
+      <w:tr>
+        <w:tc>
+          <w:tcPr>
+            <w:tcW w:type="dxa" w:w="10035"/>
+            <w:shd w:val="clear" w:color="auto" w:fill="595959"/>
+            <w:tcBorders>
+              <w:top w:val="single" w:sz="4" w:space="0" w:color="595959"/>
+              <w:left w:val="single" w:sz="4" w:space="0" w:color="595959"/>
+              <w:bottom w:val="single" w:sz="4" w:space="0" w:color="595959"/>
+              <w:right w:val="single" w:sz="4" w:space="0" w:color="595959"/>
+            </w:tcBorders>
+          </w:tcPr>
+          <w:p>
+            <w:pPr>
+              <w:spacing w:before="60" w:after="60"/>
+            </w:pPr>
+            <w:r>
+              <w:rPr>
+                <w:b/>
+                <w:color w:val="FFFFFF"/>
+                <w:sz w:val="25"/>
+              </w:rPr>
+              <w:t>4. Verdadero o falso</w:t>
+            </w:r>
+          </w:p>
+        </w:tc>
+      </w:tr>
+    </w:tbl>
+    <w:p>
+      <w:pPr>
+        <w:spacing w:after="40"/>
+      </w:pPr>
+    </w:p>
+    <w:p>
+      <w:pPr>
+        <w:spacing w:after="120"/>
+      </w:pPr>
+      <w:r>
+        <w:rPr>
+          <w:sz w:val="22"/>
+        </w:rPr>
+        <w:t xml:space="preserve">1. "Fútbol" es un préstamo tomado del inglés. → Verdadero</w:t>
+      </w:r>
+    </w:p>
+    <w:p>
+      <w:pPr>
+        <w:spacing w:after="120"/>
+      </w:pPr>
+      <w:r>
+        <w:rPr>
+          <w:sz w:val="22"/>
+        </w:rPr>
+        <w:t xml:space="preserve">2. Los préstamos son palabras inventadas por los niños. → Falso</w:t>
+      </w:r>
+    </w:p>
+    <w:p>
+      <w:pPr>
+        <w:spacing w:after="120"/>
+      </w:pPr>
+      <w:r>
+        <w:rPr>
+          <w:sz w:val="22"/>
+        </w:rPr>
+        <w:t xml:space="preserve">3. "Pizza" y "croissant" son préstamos de otros idiomas. → Verdadero</w:t>
+      </w:r>
+    </w:p>
+    <w:p>
+      <w:pPr>
+        <w:spacing w:after="120"/>
+      </w:pPr>
+      <w:r>
+        <w:rPr>
+          <w:sz w:val="22"/>
+        </w:rPr>
+        <w:t xml:space="preserve">4. Las palabras tabú se usan porque resultan agradables. → Falso</w:t>
+      </w:r>
+    </w:p>
+    <w:p>
+      <w:pPr>
+        <w:spacing w:after="120"/>
+      </w:pPr>
+      <w:r>
+        <w:rPr>
+          <w:sz w:val="22"/>
+        </w:rPr>
+        <w:t xml:space="preserve">5. Un eufemismo sustituye una palabra tabú por una más suave. → Verdadero</w:t>
+      </w:r>
+    </w:p>
+    <w:p>
+      <w:pPr>
+        <w:spacing w:after="120"/>
+      </w:pPr>
+      <w:r>
+        <w:rPr>
+          <w:sz w:val="22"/>
+        </w:rPr>
+        <w:t xml:space="preserve">6. "Invidente" en vez de "ciego" es un ejemplo de eufemismo. → Verdadero</w:t>
+      </w:r>
+    </w:p>
+    <w:p>
+      <w:pPr>
+        <w:spacing w:after="120"/>
+      </w:pPr>
+      <w:r>
+        <w:rPr>
+          <w:sz w:val="22"/>
+        </w:rPr>
+        <w:t xml:space="preserve">7. Los préstamos siempre se traducen antes de usarse en español. → Falso</w:t>
+      </w:r>
+    </w:p>
+    <w:p>
+      <w:pPr>
+        <w:spacing w:after="120"/>
+      </w:pPr>
+      <w:r>
+        <w:rPr>
+          <w:sz w:val="22"/>
+        </w:rPr>
+        <w:t xml:space="preserve">8. Las palabras tabú suelen evitarse en según qué contextos. → Verdadero</w:t>
+      </w:r>
+    </w:p>
+    <w:p>
+      <w:pPr>
+        <w:spacing w:after="120"/>
+      </w:pPr>
+      <w:r>
+        <w:rPr>
+          <w:sz w:val="22"/>
+        </w:rPr>
+        <w:t xml:space="preserve">9. "Champú" es un préstamo que viene del inglés. → Verdadero</w:t>
+      </w:r>
+    </w:p>
+    <w:p>
+      <w:pPr>
+        <w:spacing w:after="120"/>
+      </w:pPr>
+      <w:r>
+        <w:rPr>
+          <w:sz w:val="22"/>
+        </w:rPr>
+        <w:t xml:space="preserve">10. Un préstamo puede adaptarse a la ortografía del español con el tiempo. → Verdadero</w:t>
+      </w:r>
+    </w:p>
+    <w:p>
+      <w:pPr>
+        <w:spacing w:after="120"/>
+      </w:pPr>
+      <w:r>
+        <w:rPr>
+          <w:sz w:val="22"/>
+        </w:rPr>
+        <w:t xml:space="preserve">11. Las palabras tabú pueden estar relacionadas con la muerte o el cuerpo. → Verdadero</w:t>
+      </w:r>
+    </w:p>
+    <w:p>
+      <w:pPr>
+        <w:spacing w:after="120"/>
+      </w:pPr>
+      <w:r>
+        <w:rPr>
+          <w:sz w:val="22"/>
+        </w:rPr>
+        <w:t xml:space="preserve">12. Un eufemismo siempre es más largo que la palabra tabú que sustituye. → Falso</w:t>
+      </w:r>
+    </w:p>
+    <w:p>
+      <w:pPr>
+        <w:spacing w:after="120"/>
+      </w:pPr>
+      <w:r>
+        <w:rPr>
+          <w:sz w:val="22"/>
+        </w:rPr>
+        <w:t xml:space="preserve">13. "Pasar a mejor vida" es un eufemismo para hablar de la muerte. → Verdadero</w:t>
+      </w:r>
+    </w:p>
+    <w:p>
+      <w:pPr>
+        <w:spacing w:after="120"/>
+      </w:pPr>
+      <w:r>
+        <w:rPr>
+          <w:sz w:val="22"/>
+        </w:rPr>
+        <w:t xml:space="preserve">14. Todas las lenguas incorporan préstamos de otras lenguas en algún momento. → Verdadero</w:t>
+      </w:r>
+    </w:p>
+    <w:p>
+      <w:pPr>
+        <w:spacing w:after="120"/>
+      </w:pPr>
+      <w:r>
+        <w:rPr>
+          <w:sz w:val="22"/>
+        </w:rPr>
+        <w:t xml:space="preserve">15. Las palabras tabú son siempre las mismas en todas las culturas. → Falso</w:t>
+      </w:r>
+    </w:p>
+    <w:p>
+      <w:pPr>
+        <w:spacing w:after="120"/>
+      </w:pPr>
+      <w:r>
+        <w:rPr>
+          <w:sz w:val="22"/>
+        </w:rPr>
+        <w:t xml:space="preserve">16. "Boutique" es un préstamo tomado del francés. → Verdadero</w:t>
+      </w:r>
+    </w:p>
+    <w:p>
+      <w:pPr>
+        <w:spacing w:after="120"/>
+      </w:pPr>
+      <w:r>
+        <w:rPr>
+          <w:sz w:val="22"/>
+        </w:rPr>
+        <w:t xml:space="preserve">17. Los eufemismos se usan para suavizar temas incómodos en una conversación. → Verdadero</w:t>
+      </w:r>
+    </w:p>
+    <w:p>
+      <w:pPr>
+        <w:spacing w:after="120"/>
+      </w:pPr>
+      <w:r>
+        <w:rPr>
+          <w:sz w:val="22"/>
+        </w:rPr>
+        <w:t xml:space="preserve">18. Reconocer préstamos ayuda a entender el origen de muchas palabras. → Verdadero</w:t>
       </w:r>
     </w:p>
     <w:sectPr>
